--- a/SANC_S00_ALU_09_Preguntas_Respuestas_135_ACUERDO115.docx
+++ b/SANC_S00_ALU_09_Preguntas_Respuestas_135_ACUERDO115.docx
@@ -581,7 +581,7 @@
               <w:jc w:val="left"/>
             </w:pPr>
             <w:r>
-              <w:t xml:space="preserve">Identificación del Cliente y expediente único</w:t>
+              <w:t xml:space="preserve">Identificación del Cliente, expediente único y confidencialidad</w:t>
             </w:r>
           </w:p>
         </w:tc>
@@ -695,7 +695,7 @@
               <w:jc w:val="left"/>
             </w:pPr>
             <w:r>
-              <w:t xml:space="preserve">Enfoque basado en Riesgos y metodología</w:t>
+              <w:t xml:space="preserve">Enfoque basado en Riesgos, proporcionalidad y guías pendientes</w:t>
             </w:r>
           </w:p>
         </w:tc>
@@ -847,7 +847,7 @@
               <w:jc w:val="left"/>
             </w:pPr>
             <w:r>
-              <w:t xml:space="preserve">Responsabilidad de la persona Representante</w:t>
+              <w:t xml:space="preserve">Responsabilidad de la persona Representante y frontera penal</w:t>
             </w:r>
           </w:p>
         </w:tc>
@@ -1075,7 +1075,7 @@
               <w:jc w:val="left"/>
             </w:pPr>
             <w:r>
-              <w:t xml:space="preserve">Autocorrección y sanciones</w:t>
+              <w:t xml:space="preserve">Sanciones, facultades de la autoridad y autocorrección</w:t>
             </w:r>
           </w:p>
         </w:tc>
@@ -4133,13 +4133,13 @@
     </w:p>
     <w:bookmarkEnd w:id="51"/>
     <w:bookmarkEnd w:id="52"/>
-    <w:bookmarkStart w:id="67" w:name="X7adccf8ed1361ec5907f853bff4aa1b80c65e8c"/>
+    <w:bookmarkStart w:id="67" w:name="X6c3686f20c873ae4a75ed602395235ea3946bdb"/>
     <w:p>
       <w:pPr>
         <w:pStyle w:val="Heading2"/>
       </w:pPr>
       <w:r>
-        <w:t xml:space="preserve">5. Identificación del Cliente y expediente único</w:t>
+        <w:t xml:space="preserve">5. Identificación del Cliente, expediente único y confidencialidad</w:t>
       </w:r>
     </w:p>
     <w:bookmarkStart w:id="53" w:name="Xd1e62b633c2dfa52631fc714aedc6eafb30b7d0"/>
@@ -6981,13 +6981,13 @@
     </w:p>
     <w:bookmarkEnd w:id="85"/>
     <w:bookmarkEnd w:id="86"/>
-    <w:bookmarkStart w:id="93" w:name="enfoque-basado-en-riesgos-y-metodología"/>
+    <w:bookmarkStart w:id="93" w:name="X6fc3824464e48e44ab3cffc0747050514ed82e8"/>
     <w:p>
       <w:pPr>
         <w:pStyle w:val="Heading2"/>
       </w:pPr>
       <w:r>
-        <w:t xml:space="preserve">8. Enfoque basado en Riesgos y metodología</w:t>
+        <w:t xml:space="preserve">8. Enfoque basado en Riesgos, proporcionalidad y guías pendientes</w:t>
       </w:r>
     </w:p>
     <w:bookmarkStart w:id="87" w:name="Xe0be6aaa7596682f62aa69784b339abdbadd5fd"/>
@@ -9543,13 +9543,13 @@
     </w:p>
     <w:bookmarkEnd w:id="117"/>
     <w:bookmarkEnd w:id="118"/>
-    <w:bookmarkStart w:id="126" w:name="X290d33a551f838e8e163405f200a474864e04f8"/>
+    <w:bookmarkStart w:id="126" w:name="Xabd3bb67907fb51e9ec343a993b62a9c24257f0"/>
     <w:p>
       <w:pPr>
         <w:pStyle w:val="Heading2"/>
       </w:pPr>
       <w:r>
-        <w:t xml:space="preserve">12. Responsabilidad de la persona Representante</w:t>
+        <w:t xml:space="preserve">12. Responsabilidad de la persona Representante y frontera penal</w:t>
       </w:r>
     </w:p>
     <w:bookmarkStart w:id="119" w:name="Xf32db7f8f7501b623880ba525199b8a5855137c"/>
@@ -11779,13 +11779,13 @@
     </w:p>
     <w:bookmarkEnd w:id="147"/>
     <w:bookmarkEnd w:id="148"/>
-    <w:bookmarkStart w:id="154" w:name="autocorrección-y-sanciones"/>
+    <w:bookmarkStart w:id="154" w:name="Xb41fd2156926b3f7885e98bce6b66024f715ee4"/>
     <w:p>
       <w:pPr>
         <w:pStyle w:val="Heading2"/>
       </w:pPr>
       <w:r>
-        <w:t xml:space="preserve">18. Autocorrección y sanciones</w:t>
+        <w:t xml:space="preserve">18. Sanciones, facultades de la autoridad y autocorrección</w:t>
       </w:r>
     </w:p>
     <w:bookmarkStart w:id="149" w:name="Xc93c353f2c1ad7665c441c876128e5455940296"/>
@@ -14051,7 +14051,7 @@
         <w:ind w:left="220"/>
       </w:pPr>
       <w:r>
-        <w:t xml:space="preserve">La Ley resuelve la conducta, y sólo la conducta: quienes realizan Actividades Vulnerables deberán abstenerse,</w:t>
+        <w:t xml:space="preserve">La regla general de la abstención está en la pregunta 36 y aquí se da por conocida; lo que esta pregunta añade es qué pasa con el dinero. La Ley resuelve la conducta, y sólo la conducta: quienes realizan Actividades Vulnerables deberán abstenerse,</w:t>
       </w:r>
       <w:r>
         <w:t xml:space="preserve"> </w:t>
@@ -15074,7 +15074,7 @@
               <w:jc w:val="left"/>
             </w:pPr>
             <w:r>
-              <w:t xml:space="preserve">5. Identificación del Cliente y expediente único</w:t>
+              <w:t xml:space="preserve">5. Identificación del Cliente, expediente único y confidencialidad</w:t>
             </w:r>
           </w:p>
         </w:tc>
@@ -15260,7 +15260,7 @@
               <w:jc w:val="left"/>
             </w:pPr>
             <w:r>
-              <w:t xml:space="preserve">8. Enfoque basado en Riesgos y metodología</w:t>
+              <w:t xml:space="preserve">8. Enfoque basado en Riesgos, proporcionalidad y guías pendientes</w:t>
             </w:r>
           </w:p>
         </w:tc>
@@ -15508,7 +15508,7 @@
               <w:jc w:val="left"/>
             </w:pPr>
             <w:r>
-              <w:t xml:space="preserve">12. Responsabilidad de la persona Representante</w:t>
+              <w:t xml:space="preserve">12. Responsabilidad de la persona Representante y frontera penal</w:t>
             </w:r>
           </w:p>
         </w:tc>
@@ -15880,7 +15880,7 @@
               <w:jc w:val="left"/>
             </w:pPr>
             <w:r>
-              <w:t xml:space="preserve">18. Autocorrección y sanciones</w:t>
+              <w:t xml:space="preserve">18. Sanciones, facultades de la autoridad y autocorrección</w:t>
             </w:r>
           </w:p>
         </w:tc>
